--- a/batch SRA template.docx
+++ b/batch SRA template.docx
@@ -1,6 +1,6 @@
 
 <file path=word/document.xml><?xml version="1.0" encoding="utf-8"?>
-<w:document xmlns:wpc="http://schemas.microsoft.com/office/word/2010/wordprocessingCanvas" xmlns:cx="http://schemas.microsoft.com/office/drawing/2014/chartex" xmlns:cx1="http://schemas.microsoft.com/office/drawing/2015/9/8/chartex" xmlns:cx2="http://schemas.microsoft.com/office/drawing/2015/10/21/chartex" xmlns:cx3="http://schemas.microsoft.com/office/drawing/2016/5/9/chartex" xmlns:cx4="http://schemas.microsoft.com/office/drawing/2016/5/10/chartex" xmlns:cx5="http://schemas.microsoft.com/office/drawing/2016/5/11/chartex" xmlns:cx6="http://schemas.microsoft.com/office/drawing/2016/5/12/chartex" xmlns:cx7="http://schemas.microsoft.com/office/drawing/2016/5/13/chartex" xmlns:cx8="http://schemas.microsoft.com/office/drawing/2016/5/14/chartex" xmlns:mc="http://schemas.openxmlformats.org/markup-compatibility/2006" xmlns:aink="http://schemas.microsoft.com/office/drawing/2016/ink" xmlns:am3d="http://schemas.microsoft.com/office/drawing/2017/model3d" xmlns:o="urn:schemas-microsoft-com:office:office" xmlns:oel="http://schemas.microsoft.com/office/2019/extlst" xmlns:r="http://schemas.openxmlformats.org/officeDocument/2006/relationships" xmlns:m="http://schemas.openxmlformats.org/officeDocument/2006/math" xmlns:v="urn:schemas-microsoft-com:vml" xmlns:wp14="http://schemas.microsoft.com/office/word/2010/wordprocessingDrawing" xmlns:wp="http://schemas.openxmlformats.org/drawingml/2006/wordprocessingDrawing" xmlns:w10="urn:schemas-microsoft-com:office:word" xmlns:w="http://schemas.openxmlformats.org/wordprocessingml/2006/main" xmlns:w14="http://schemas.microsoft.com/office/word/2010/wordml" xmlns:w15="http://schemas.microsoft.com/office/word/2012/wordml" xmlns:w16cex="http://schemas.microsoft.com/office/word/2018/wordml/cex" xmlns:w16cid="http://schemas.microsoft.com/office/word/2016/wordml/cid" xmlns:w16="http://schemas.microsoft.com/office/word/2018/wordml" xmlns:w16du="http://schemas.microsoft.com/office/word/2023/wordml/word16du" xmlns:w16sdtdh="http://schemas.microsoft.com/office/word/2020/wordml/sdtdatahash" xmlns:w16sdtfl="http://schemas.microsoft.com/office/word/2024/wordml/sdtformatlock" xmlns:w16se="http://schemas.microsoft.com/office/word/2015/wordml/symex" xmlns:wpg="http://schemas.microsoft.com/office/word/2010/wordprocessingGroup" xmlns:wpi="http://schemas.microsoft.com/office/word/2010/wordprocessingInk" xmlns:wne="http://schemas.microsoft.com/office/word/2006/wordml" xmlns:wps="http://schemas.microsoft.com/office/word/2010/wordprocessingShape" mc:Ignorable="w14 w15 w16se w16cid w16 w16cex w16sdtdh w16sdtfl w16du wp14">
+<w:document xmlns:wpc="http://schemas.microsoft.com/office/word/2010/wordprocessingCanvas" xmlns:cx="http://schemas.microsoft.com/office/drawing/2014/chartex" xmlns:cx1="http://schemas.microsoft.com/office/drawing/2015/9/8/chartex" xmlns:cx2="http://schemas.microsoft.com/office/drawing/2015/10/21/chartex" xmlns:cx3="http://schemas.microsoft.com/office/drawing/2016/5/9/chartex" xmlns:cx4="http://schemas.microsoft.com/office/drawing/2016/5/10/chartex" xmlns:cx5="http://schemas.microsoft.com/office/drawing/2016/5/11/chartex" xmlns:cx6="http://schemas.microsoft.com/office/drawing/2016/5/12/chartex" xmlns:cx7="http://schemas.microsoft.com/office/drawing/2016/5/13/chartex" xmlns:cx8="http://schemas.microsoft.com/office/drawing/2016/5/14/chartex" xmlns:mc="http://schemas.openxmlformats.org/markup-compatibility/2006" xmlns:aink="http://schemas.microsoft.com/office/drawing/2016/ink" xmlns:am3d="http://schemas.microsoft.com/office/drawing/2017/model3d" xmlns:o="urn:schemas-microsoft-com:office:office" xmlns:oel="http://schemas.microsoft.com/office/2019/extlst" xmlns:r="http://schemas.openxmlformats.org/officeDocument/2006/relationships" xmlns:m="http://schemas.openxmlformats.org/officeDocument/2006/math" xmlns:v="urn:schemas-microsoft-com:vml" xmlns:wp14="http://schemas.microsoft.com/office/word/2010/wordprocessingDrawing" xmlns:wp="http://schemas.openxmlformats.org/drawingml/2006/wordprocessingDrawing" xmlns:w10="urn:schemas-microsoft-com:office:word" xmlns:w="http://schemas.openxmlformats.org/wordprocessingml/2006/main" xmlns:w14="http://schemas.microsoft.com/office/word/2010/wordml" xmlns:w15="http://schemas.microsoft.com/office/word/2012/wordml" xmlns:w16cei="http://schemas.microsoft.com/office/word/2026/wordml/cei" xmlns:w16cex="http://schemas.microsoft.com/office/word/2018/wordml/cex" xmlns:w16cid="http://schemas.microsoft.com/office/word/2016/wordml/cid" xmlns:w16="http://schemas.microsoft.com/office/word/2018/wordml" xmlns:w16du="http://schemas.microsoft.com/office/word/2023/wordml/word16du" xmlns:w16sdtdh="http://schemas.microsoft.com/office/word/2020/wordml/sdtdatahash" xmlns:w16sdtfl="http://schemas.microsoft.com/office/word/2024/wordml/sdtformatlock" xmlns:w16se="http://schemas.microsoft.com/office/word/2015/wordml/symex" xmlns:wpg="http://schemas.microsoft.com/office/word/2010/wordprocessingGroup" xmlns:wpi="http://schemas.microsoft.com/office/word/2010/wordprocessingInk" xmlns:wne="http://schemas.microsoft.com/office/word/2006/wordml" xmlns:wps="http://schemas.microsoft.com/office/word/2010/wordprocessingShape" mc:Ignorable="w14 w15 w16se w16cid w16 w16cex w16sdtdh w16sdtfl w16du wp14">
   <w:body>
     <w:p>
       <w:pPr>
@@ -262,37 +262,7 @@
           <w:sz w:val="44"/>
           <w:szCs w:val="44"/>
         </w:rPr>
-        <w:t xml:space="preserve">Departmental </w:t>
-      </w:r>
-      <w:r>
-        <w:rPr>
-          <w:sz w:val="44"/>
-          <w:szCs w:val="44"/>
-        </w:rPr>
-        <w:t xml:space="preserve">Security Risk Assessment &amp; Audit </w:t>
-      </w:r>
-      <w:r>
-        <w:rPr>
-          <w:sz w:val="44"/>
-          <w:szCs w:val="44"/>
-        </w:rPr>
-        <w:t>*</w:t>
-      </w:r>
-      <w:proofErr w:type="spellStart"/>
-      <w:r>
-        <w:rPr>
-          <w:sz w:val="44"/>
-          <w:szCs w:val="44"/>
-        </w:rPr>
-        <w:t>testee</w:t>
-      </w:r>
-      <w:proofErr w:type="spellEnd"/>
-      <w:r>
-        <w:rPr>
-          <w:sz w:val="44"/>
-          <w:szCs w:val="44"/>
-        </w:rPr>
-        <w:t xml:space="preserve"> name*</w:t>
+        <w:t>*sraa title*</w:t>
       </w:r>
     </w:p>
     <w:p>
@@ -650,19 +620,11 @@
       </w:pPr>
       <w:bookmarkStart w:id="0" w:name="_Toc502944670"/>
       <w:bookmarkStart w:id="1" w:name="_Toc502944800"/>
-      <w:proofErr w:type="spellStart"/>
       <w:r>
         <w:rPr>
           <w:sz w:val="28"/>
         </w:rPr>
-        <w:t>SunnyVision</w:t>
-      </w:r>
-      <w:proofErr w:type="spellEnd"/>
-      <w:r>
-        <w:rPr>
-          <w:sz w:val="28"/>
-        </w:rPr>
-        <w:t xml:space="preserve"> Ltd.</w:t>
+        <w:t>SunnyVision Ltd.</w:t>
       </w:r>
       <w:bookmarkEnd w:id="0"/>
       <w:bookmarkEnd w:id="1"/>
@@ -723,21 +685,7 @@
         <w:rPr>
           <w:sz w:val="24"/>
         </w:rPr>
-        <w:t xml:space="preserve">Fax:  </w:t>
-      </w:r>
-      <w:proofErr w:type="gramStart"/>
-      <w:r>
-        <w:rPr>
-          <w:sz w:val="24"/>
-        </w:rPr>
-        <w:t xml:space="preserve">   (</w:t>
-      </w:r>
-      <w:proofErr w:type="gramEnd"/>
-      <w:r>
-        <w:rPr>
-          <w:sz w:val="24"/>
-        </w:rPr>
-        <w:t xml:space="preserve">852) </w:t>
+        <w:t xml:space="preserve">Fax:     (852) </w:t>
       </w:r>
       <w:bookmarkEnd w:id="2"/>
       <w:bookmarkEnd w:id="3"/>
@@ -1066,9 +1014,9 @@
         </w:rPr>
       </w:pPr>
       <w:bookmarkStart w:id="6" w:name="_Hlk220887896"/>
-      <w:bookmarkStart w:id="7" w:name="_Ref57009168"/>
+      <w:bookmarkStart w:id="7" w:name="_Toc62070072"/>
       <w:bookmarkStart w:id="8" w:name="_Ref57009390"/>
-      <w:bookmarkStart w:id="9" w:name="_Toc62070072"/>
+      <w:bookmarkStart w:id="9" w:name="_Ref57009168"/>
       <w:r>
         <w:rPr>
           <w:b/>
@@ -1078,7 +1026,6 @@
           <w:szCs w:val="32"/>
           <w:lang w:val="en-GB"/>
         </w:rPr>
-        <w:lastRenderedPageBreak/>
         <w:t>User Information</w:t>
       </w:r>
     </w:p>
@@ -1137,6 +1084,7 @@
                 <w:color w:val="000000" w:themeColor="text1"/>
                 <w:lang w:val="en-GB" w:eastAsia="zh-TW"/>
               </w:rPr>
+              <w:lastRenderedPageBreak/>
               <w:t>Organisation</w:t>
             </w:r>
           </w:p>
@@ -1166,25 +1114,7 @@
                 <w:color w:val="000000"/>
                 <w:lang w:val="en-GB" w:eastAsia="zh-HK"/>
               </w:rPr>
-              <w:t>*</w:t>
-            </w:r>
-            <w:proofErr w:type="spellStart"/>
-            <w:proofErr w:type="gramStart"/>
-            <w:r>
-              <w:rPr>
-                <w:color w:val="000000"/>
-                <w:lang w:val="en-GB" w:eastAsia="zh-HK"/>
-              </w:rPr>
-              <w:t>testee</w:t>
-            </w:r>
-            <w:proofErr w:type="spellEnd"/>
-            <w:proofErr w:type="gramEnd"/>
-            <w:r>
-              <w:rPr>
-                <w:color w:val="000000"/>
-                <w:lang w:val="en-GB" w:eastAsia="zh-HK"/>
-              </w:rPr>
-              <w:t xml:space="preserve"> name*</w:t>
+              <w:t>*testee name*</w:t>
             </w:r>
           </w:p>
         </w:tc>
@@ -2378,10 +2308,8 @@
                 <w:color w:val="000000" w:themeColor="text1"/>
                 <w:lang w:val="en-GB" w:eastAsia="zh-HK"/>
               </w:rPr>
-              <w:t>*</w:t>
-            </w:r>
-            <w:proofErr w:type="spellStart"/>
-            <w:proofErr w:type="gramStart"/>
+              <w:t xml:space="preserve">*testee name* </w:t>
+            </w:r>
             <w:r>
               <w:rPr>
                 <w:bCs/>
@@ -2389,10 +2317,8 @@
                 <w:color w:val="000000" w:themeColor="text1"/>
                 <w:lang w:val="en-GB" w:eastAsia="zh-HK"/>
               </w:rPr>
-              <w:t>testee</w:t>
-            </w:r>
-            <w:proofErr w:type="spellEnd"/>
-            <w:proofErr w:type="gramEnd"/>
+              <w:t>(“</w:t>
+            </w:r>
             <w:r>
               <w:rPr>
                 <w:bCs/>
@@ -2400,45 +2326,7 @@
                 <w:color w:val="000000" w:themeColor="text1"/>
                 <w:lang w:val="en-GB" w:eastAsia="zh-HK"/>
               </w:rPr>
-              <w:t xml:space="preserve"> name* </w:t>
-            </w:r>
-            <w:r>
-              <w:rPr>
-                <w:bCs/>
-                <w:iCs/>
-                <w:color w:val="000000" w:themeColor="text1"/>
-                <w:lang w:val="en-GB" w:eastAsia="zh-HK"/>
-              </w:rPr>
-              <w:t>(“</w:t>
-            </w:r>
-            <w:r>
-              <w:rPr>
-                <w:bCs/>
-                <w:iCs/>
-                <w:color w:val="000000" w:themeColor="text1"/>
-                <w:lang w:val="en-GB" w:eastAsia="zh-HK"/>
-              </w:rPr>
-              <w:t>*</w:t>
-            </w:r>
-            <w:proofErr w:type="spellStart"/>
-            <w:r>
-              <w:rPr>
-                <w:bCs/>
-                <w:iCs/>
-                <w:color w:val="000000" w:themeColor="text1"/>
-                <w:lang w:val="en-GB" w:eastAsia="zh-HK"/>
-              </w:rPr>
-              <w:t>testee</w:t>
-            </w:r>
-            <w:proofErr w:type="spellEnd"/>
-            <w:r>
-              <w:rPr>
-                <w:bCs/>
-                <w:iCs/>
-                <w:color w:val="000000" w:themeColor="text1"/>
-                <w:lang w:val="en-GB" w:eastAsia="zh-HK"/>
-              </w:rPr>
-              <w:t xml:space="preserve"> abbreviation*</w:t>
+              <w:t>*testee abbreviation*</w:t>
             </w:r>
             <w:r>
               <w:rPr>
@@ -2506,23 +2394,13 @@
                 <w:lang w:val="en-GB"/>
               </w:rPr>
             </w:pPr>
-            <w:proofErr w:type="spellStart"/>
             <w:r>
               <w:rPr>
                 <w:bCs/>
                 <w:color w:val="000000" w:themeColor="text1"/>
                 <w:lang w:val="en-GB"/>
               </w:rPr>
-              <w:t>SunnyVision</w:t>
-            </w:r>
-            <w:proofErr w:type="spellEnd"/>
-            <w:r>
-              <w:rPr>
-                <w:bCs/>
-                <w:color w:val="000000" w:themeColor="text1"/>
-                <w:lang w:val="en-GB"/>
-              </w:rPr>
-              <w:t xml:space="preserve"> Ltd. (“SV”)</w:t>
+              <w:t>SunnyVision Ltd. (“SV”)</w:t>
             </w:r>
           </w:p>
         </w:tc>
@@ -5337,19 +5215,11 @@
           <w:lang w:val="en-GB"/>
         </w:rPr>
       </w:pPr>
-      <w:proofErr w:type="spellStart"/>
-      <w:r>
-        <w:rPr>
-          <w:lang w:val="en-GB"/>
-        </w:rPr>
-        <w:t>SunnyVision</w:t>
-      </w:r>
-      <w:proofErr w:type="spellEnd"/>
-      <w:r>
-        <w:rPr>
-          <w:lang w:val="en-GB"/>
-        </w:rPr>
-        <w:t xml:space="preserve"> L</w:t>
+      <w:r>
+        <w:rPr>
+          <w:lang w:val="en-GB"/>
+        </w:rPr>
+        <w:t>SunnyVision L</w:t>
       </w:r>
       <w:r>
         <w:rPr>
@@ -5770,35 +5640,7 @@
         <w:rPr>
           <w:color w:val="000000"/>
         </w:rPr>
-        <w:t>*</w:t>
-      </w:r>
-      <w:proofErr w:type="gramStart"/>
-      <w:r>
-        <w:rPr>
-          <w:color w:val="000000"/>
-        </w:rPr>
-        <w:t>system</w:t>
-      </w:r>
-      <w:proofErr w:type="gramEnd"/>
-      <w:r>
-        <w:rPr>
-          <w:color w:val="000000"/>
-        </w:rPr>
-        <w:t xml:space="preserve"> names copied from SRA </w:t>
-      </w:r>
-      <w:proofErr w:type="gramStart"/>
-      <w:r>
-        <w:rPr>
-          <w:color w:val="000000"/>
-        </w:rPr>
-        <w:t>1.1 part</w:t>
-      </w:r>
-      <w:proofErr w:type="gramEnd"/>
-      <w:r>
-        <w:rPr>
-          <w:color w:val="000000"/>
-        </w:rPr>
-        <w:t xml:space="preserve"> B*</w:t>
+        <w:t>*system names copied from SRA 1.1 part B*</w:t>
       </w:r>
     </w:p>
     <w:p>
@@ -5839,23 +5681,7 @@
           <w:color w:val="000000"/>
           <w:lang w:val="en-GB"/>
         </w:rPr>
-        <w:t xml:space="preserve">, their data and related infrastructure, and the Systems </w:t>
-      </w:r>
-      <w:proofErr w:type="gramStart"/>
-      <w:r>
-        <w:rPr>
-          <w:color w:val="000000"/>
-          <w:lang w:val="en-GB"/>
-        </w:rPr>
-        <w:t>are in compliance with</w:t>
-      </w:r>
-      <w:proofErr w:type="gramEnd"/>
-      <w:r>
-        <w:rPr>
-          <w:color w:val="000000"/>
-          <w:lang w:val="en-GB"/>
-        </w:rPr>
-        <w:t xml:space="preserve"> the prevailing IT security regulations, security policies, standards, guidelines, and procedures of the Government and </w:t>
+        <w:t xml:space="preserve">, their data and related infrastructure, and the Systems are in compliance with the prevailing IT security regulations, security policies, standards, guidelines, and procedures of the Government and </w:t>
       </w:r>
       <w:r>
         <w:rPr>
@@ -10717,23 +10543,7 @@
           <w:color w:val="000000"/>
           <w:lang w:val="en-HK"/>
         </w:rPr>
-        <w:t>*</w:t>
-      </w:r>
-      <w:proofErr w:type="spellStart"/>
-      <w:r>
-        <w:rPr>
-          <w:color w:val="000000"/>
-          <w:lang w:val="en-HK"/>
-        </w:rPr>
-        <w:t>testee</w:t>
-      </w:r>
-      <w:proofErr w:type="spellEnd"/>
-      <w:r>
-        <w:rPr>
-          <w:color w:val="000000"/>
-          <w:lang w:val="en-HK"/>
-        </w:rPr>
-        <w:t xml:space="preserve"> name*</w:t>
+        <w:t>*testee name*</w:t>
       </w:r>
       <w:r>
         <w:rPr>
@@ -10812,39 +10622,7 @@
           <w:color w:val="000000"/>
           <w:lang w:val="en-HK"/>
         </w:rPr>
-        <w:t>*</w:t>
-      </w:r>
-      <w:proofErr w:type="gramStart"/>
-      <w:r>
-        <w:rPr>
-          <w:color w:val="000000"/>
-          <w:lang w:val="en-HK"/>
-        </w:rPr>
-        <w:t>copy</w:t>
-      </w:r>
-      <w:proofErr w:type="gramEnd"/>
-      <w:r>
-        <w:rPr>
-          <w:color w:val="000000"/>
-          <w:lang w:val="en-HK"/>
-        </w:rPr>
-        <w:t xml:space="preserve"> from SRA </w:t>
-      </w:r>
-      <w:proofErr w:type="gramStart"/>
-      <w:r>
-        <w:rPr>
-          <w:color w:val="000000"/>
-          <w:lang w:val="en-HK"/>
-        </w:rPr>
-        <w:t>1.1 part</w:t>
-      </w:r>
-      <w:proofErr w:type="gramEnd"/>
-      <w:r>
-        <w:rPr>
-          <w:color w:val="000000"/>
-          <w:lang w:val="en-HK"/>
-        </w:rPr>
-        <w:t xml:space="preserve"> A and B*</w:t>
+        <w:t>*copy from SRA 1.1 part A and B*</w:t>
       </w:r>
     </w:p>
     <w:p>
@@ -10932,15 +10710,7 @@
         <w:t xml:space="preserve">Information </w:t>
       </w:r>
       <w:r>
-        <w:t xml:space="preserve">Systems: A related set of hardware and software </w:t>
-      </w:r>
-      <w:proofErr w:type="spellStart"/>
-      <w:r>
-        <w:t>organised</w:t>
-      </w:r>
-      <w:proofErr w:type="spellEnd"/>
-      <w:r>
-        <w:t xml:space="preserve"> for the collection, processing, storage, communication, or disposition of information, regardless of the source of funding and project type.</w:t>
+        <w:t>Systems: A related set of hardware and software organised for the collection, processing, storage, communication, or disposition of information, regardless of the source of funding and project type.</w:t>
       </w:r>
     </w:p>
     <w:p>
@@ -11250,35 +11020,7 @@
               <w:rPr>
                 <w:color w:val="000000"/>
               </w:rPr>
-              <w:t>*</w:t>
-            </w:r>
-            <w:proofErr w:type="gramStart"/>
-            <w:r>
-              <w:rPr>
-                <w:color w:val="000000"/>
-              </w:rPr>
-              <w:t>system</w:t>
-            </w:r>
-            <w:proofErr w:type="gramEnd"/>
-            <w:r>
-              <w:rPr>
-                <w:color w:val="000000"/>
-              </w:rPr>
-              <w:t xml:space="preserve"> names copied from SRA </w:t>
-            </w:r>
-            <w:proofErr w:type="gramStart"/>
-            <w:r>
-              <w:rPr>
-                <w:color w:val="000000"/>
-              </w:rPr>
-              <w:t>1.1 part</w:t>
-            </w:r>
-            <w:proofErr w:type="gramEnd"/>
-            <w:r>
-              <w:rPr>
-                <w:color w:val="000000"/>
-              </w:rPr>
-              <w:t xml:space="preserve"> B*</w:t>
+              <w:t>*system names copied from SRA 1.1 part B*</w:t>
             </w:r>
           </w:p>
         </w:tc>
@@ -11409,23 +11151,7 @@
           <w:lang w:val="en-HK"/>
         </w:rPr>
         <w:tab/>
-        <w:t>*</w:t>
-      </w:r>
-      <w:proofErr w:type="gramStart"/>
-      <w:r>
-        <w:rPr>
-          <w:color w:val="000000"/>
-          <w:lang w:val="en-HK"/>
-        </w:rPr>
-        <w:t>copy</w:t>
-      </w:r>
-      <w:proofErr w:type="gramEnd"/>
-      <w:r>
-        <w:rPr>
-          <w:color w:val="000000"/>
-          <w:lang w:val="en-HK"/>
-        </w:rPr>
-        <w:t xml:space="preserve"> from WAB section 3.1*</w:t>
+        <w:t>*copy from WAB section 3.1*</w:t>
       </w:r>
     </w:p>
     <w:p>
@@ -11587,22 +11313,10 @@
           <w:color w:val="000000"/>
           <w:lang w:val="en-GB"/>
         </w:rPr>
-        <w:t xml:space="preserve"> included general control </w:t>
-      </w:r>
-      <w:proofErr w:type="gramStart"/>
-      <w:r>
-        <w:rPr>
-          <w:color w:val="000000"/>
-          <w:lang w:val="en-GB"/>
-        </w:rPr>
-        <w:t xml:space="preserve">review,  </w:t>
-      </w:r>
-      <w:r>
-        <w:t>vulnerability</w:t>
-      </w:r>
-      <w:proofErr w:type="gramEnd"/>
-      <w:r>
-        <w:t xml:space="preserve"> scanning, web penetration testing, application source code review,</w:t>
+        <w:t xml:space="preserve"> included general control review,  </w:t>
+      </w:r>
+      <w:r>
+        <w:t>vulnerability scanning, web penetration testing, application source code review,</w:t>
       </w:r>
       <w:r>
         <w:rPr>
@@ -12617,11 +12331,9 @@
         </w:rPr>
         <w:t>P</w:t>
       </w:r>
-      <w:proofErr w:type="spellStart"/>
       <w:r>
         <w:t>rocess</w:t>
       </w:r>
-      <w:proofErr w:type="spellEnd"/>
       <w:r>
         <w:rPr>
           <w:lang w:val="en-US"/>
@@ -12652,11 +12364,9 @@
         </w:rPr>
         <w:t>T</w:t>
       </w:r>
-      <w:proofErr w:type="spellStart"/>
       <w:r>
         <w:t>ools</w:t>
       </w:r>
-      <w:proofErr w:type="spellEnd"/>
       <w:r>
         <w:rPr>
           <w:lang w:val="en-US"/>
@@ -12783,11 +12493,9 @@
         </w:rPr>
         <w:t>E</w:t>
       </w:r>
-      <w:proofErr w:type="spellStart"/>
       <w:r>
         <w:t>nvironment</w:t>
       </w:r>
-      <w:proofErr w:type="spellEnd"/>
       <w:r>
         <w:rPr>
           <w:lang w:val="en-US"/>
@@ -12812,13 +12520,8 @@
         </w:rPr>
         <w:t>D</w:t>
       </w:r>
-      <w:proofErr w:type="spellStart"/>
-      <w:r>
-        <w:t>ate</w:t>
-      </w:r>
-      <w:proofErr w:type="spellEnd"/>
-      <w:r>
-        <w:t>/ time</w:t>
+      <w:r>
+        <w:t>ate/ time</w:t>
       </w:r>
       <w:r>
         <w:rPr>
@@ -12888,13 +12591,8 @@
         </w:rPr>
         <w:t>T</w:t>
       </w:r>
-      <w:proofErr w:type="spellStart"/>
-      <w:r>
-        <w:t>esting</w:t>
-      </w:r>
-      <w:proofErr w:type="spellEnd"/>
-      <w:r>
-        <w:t xml:space="preserve"> accounts</w:t>
+      <w:r>
+        <w:t>esting accounts</w:t>
       </w:r>
       <w:r>
         <w:rPr>
@@ -14890,7 +14588,6 @@
         </w:rPr>
         <w:t xml:space="preserve">In this step of the risk assessment, risk was modeled and </w:t>
       </w:r>
-      <w:proofErr w:type="spellStart"/>
       <w:r>
         <w:rPr>
           <w:rFonts w:eastAsia="Times New Roman"/>
@@ -14908,14 +14605,7 @@
         <w:rPr>
           <w:rFonts w:eastAsia="Times New Roman"/>
         </w:rPr>
-        <w:t>ed</w:t>
-      </w:r>
-      <w:proofErr w:type="spellEnd"/>
-      <w:r>
-        <w:rPr>
-          <w:rFonts w:eastAsia="Times New Roman"/>
-        </w:rPr>
-        <w:t xml:space="preserve"> </w:t>
+        <w:t xml:space="preserve">ed </w:t>
       </w:r>
       <w:r>
         <w:rPr>
@@ -16072,7 +15762,6 @@
                 <w:szCs w:val="22"/>
               </w:rPr>
             </w:pPr>
-            <w:proofErr w:type="gramStart"/>
             <w:r>
               <w:rPr>
                 <w:b/>
@@ -16081,10 +15770,18 @@
                 <w:sz w:val="22"/>
                 <w:szCs w:val="22"/>
               </w:rPr>
-              <w:t>Date of Network</w:t>
-            </w:r>
-            <w:proofErr w:type="gramEnd"/>
-            <w:r>
+              <w:t>Date of Network &amp; Host Levels Vulnerability Scanning</w:t>
+            </w:r>
+          </w:p>
+        </w:tc>
+        <w:tc>
+          <w:tcPr>
+            <w:tcW w:w="1818" w:type="dxa"/>
+            <w:shd w:val="clear" w:color="auto" w:fill="4472C4" w:themeFill="accent1"/>
+          </w:tcPr>
+          <w:p>
+            <w:pPr>
+              <w:spacing w:line="360" w:lineRule="auto"/>
               <w:rPr>
                 <w:b/>
                 <w:bCs/>
@@ -16092,18 +15789,8 @@
                 <w:sz w:val="22"/>
                 <w:szCs w:val="22"/>
               </w:rPr>
-              <w:t xml:space="preserve"> &amp; Host Levels Vulnerability Scanning</w:t>
-            </w:r>
-          </w:p>
-        </w:tc>
-        <w:tc>
-          <w:tcPr>
-            <w:tcW w:w="1818" w:type="dxa"/>
-            <w:shd w:val="clear" w:color="auto" w:fill="4472C4" w:themeFill="accent1"/>
-          </w:tcPr>
-          <w:p>
-            <w:pPr>
-              <w:spacing w:line="360" w:lineRule="auto"/>
+            </w:pPr>
+            <w:r>
               <w:rPr>
                 <w:b/>
                 <w:bCs/>
@@ -16111,15 +15798,6 @@
                 <w:sz w:val="22"/>
                 <w:szCs w:val="22"/>
               </w:rPr>
-            </w:pPr>
-            <w:r>
-              <w:rPr>
-                <w:b/>
-                <w:bCs/>
-                <w:color w:val="FFFFFF" w:themeColor="background1"/>
-                <w:sz w:val="22"/>
-                <w:szCs w:val="22"/>
-              </w:rPr>
               <w:t>Date of Application/Web Penetration Test</w:t>
             </w:r>
           </w:p>
@@ -16164,39 +15842,7 @@
                 <w:sz w:val="20"/>
                 <w:szCs w:val="20"/>
               </w:rPr>
-              <w:t>*</w:t>
-            </w:r>
-            <w:proofErr w:type="gramStart"/>
-            <w:r>
-              <w:rPr>
-                <w:sz w:val="20"/>
-                <w:szCs w:val="20"/>
-              </w:rPr>
-              <w:t>system</w:t>
-            </w:r>
-            <w:proofErr w:type="gramEnd"/>
-            <w:r>
-              <w:rPr>
-                <w:sz w:val="20"/>
-                <w:szCs w:val="20"/>
-              </w:rPr>
-              <w:t xml:space="preserve"> names copied from SRA </w:t>
-            </w:r>
-            <w:proofErr w:type="gramStart"/>
-            <w:r>
-              <w:rPr>
-                <w:sz w:val="20"/>
-                <w:szCs w:val="20"/>
-              </w:rPr>
-              <w:t>1.1 part</w:t>
-            </w:r>
-            <w:proofErr w:type="gramEnd"/>
-            <w:r>
-              <w:rPr>
-                <w:sz w:val="20"/>
-                <w:szCs w:val="20"/>
-              </w:rPr>
-              <w:t xml:space="preserve"> B*</w:t>
+              <w:t>*system names copied from SRA 1.1 part B*</w:t>
             </w:r>
           </w:p>
         </w:tc>
@@ -16528,35 +16174,7 @@
         <w:rPr>
           <w:color w:val="000000"/>
         </w:rPr>
-        <w:t>*</w:t>
-      </w:r>
-      <w:proofErr w:type="gramStart"/>
-      <w:r>
-        <w:rPr>
-          <w:color w:val="000000"/>
-        </w:rPr>
-        <w:t>system</w:t>
-      </w:r>
-      <w:proofErr w:type="gramEnd"/>
-      <w:r>
-        <w:rPr>
-          <w:color w:val="000000"/>
-        </w:rPr>
-        <w:t xml:space="preserve"> names copied from SRA </w:t>
-      </w:r>
-      <w:proofErr w:type="gramStart"/>
-      <w:r>
-        <w:rPr>
-          <w:color w:val="000000"/>
-        </w:rPr>
-        <w:t>1.1 part</w:t>
-      </w:r>
-      <w:proofErr w:type="gramEnd"/>
-      <w:r>
-        <w:rPr>
-          <w:color w:val="000000"/>
-        </w:rPr>
-        <w:t xml:space="preserve"> B*</w:t>
+        <w:t>*system names copied from SRA 1.1 part B*</w:t>
       </w:r>
     </w:p>
     <w:p>
@@ -16634,23 +16252,7 @@
           <w:sz w:val="24"/>
           <w:szCs w:val="24"/>
         </w:rPr>
-        <w:t>*</w:t>
-      </w:r>
-      <w:proofErr w:type="gramStart"/>
-      <w:r>
-        <w:rPr>
-          <w:sz w:val="24"/>
-          <w:szCs w:val="24"/>
-        </w:rPr>
-        <w:t>copy</w:t>
-      </w:r>
-      <w:proofErr w:type="gramEnd"/>
-      <w:r>
-        <w:rPr>
-          <w:sz w:val="24"/>
-          <w:szCs w:val="24"/>
-        </w:rPr>
-        <w:t xml:space="preserve"> from WAB section 4.1.3, section A*</w:t>
+        <w:t>*copy from WAB section 4.1.3, section A*</w:t>
       </w:r>
     </w:p>
     <w:p>
@@ -21609,27 +21211,13 @@
         <w:rPr>
           <w:lang w:eastAsia="zh-HK"/>
         </w:rPr>
-        <w:t xml:space="preserve">12.2   Code </w:t>
-      </w:r>
-      <w:proofErr w:type="gramStart"/>
+        <w:t>12.2   Code Review</w:t>
+      </w:r>
       <w:r>
         <w:rPr>
           <w:lang w:eastAsia="zh-HK"/>
         </w:rPr>
-        <w:t>Review</w:t>
-      </w:r>
-      <w:r>
-        <w:rPr>
-          <w:lang w:eastAsia="zh-HK"/>
-        </w:rPr>
-        <w:t xml:space="preserve">  (</w:t>
-      </w:r>
-      <w:proofErr w:type="gramEnd"/>
-      <w:r>
-        <w:rPr>
-          <w:lang w:eastAsia="zh-HK"/>
-        </w:rPr>
-        <w:t>Batch 1 Systems)</w:t>
+        <w:t xml:space="preserve">  (Batch 1 Systems)</w:t>
       </w:r>
       <w:bookmarkEnd w:id="849"/>
     </w:p>
@@ -22346,7 +21934,7 @@
           <v:shape id="_x0000_i1025" type="#_x0000_t75" style="width:1in;height:48pt" o:ole="">
             <v:imagedata r:id="rId17" o:title=""/>
           </v:shape>
-          <o:OLEObject Type="Embed" ProgID="Excel.Sheet.12" ShapeID="_x0000_i1025" DrawAspect="Icon" ObjectID="_1845641829" r:id="rId18"/>
+          <o:OLEObject Type="Embed" ProgID="Excel.Sheet.12" ShapeID="_x0000_i1025" DrawAspect="Icon" ObjectID="_1847367877" r:id="rId18"/>
         </w:object>
       </w:r>
     </w:p>
@@ -22437,10 +22025,10 @@
     <w:p>
       <w:r>
         <w:object w:dxaOrig="1539" w:dyaOrig="997" w14:anchorId="64FCC629">
-          <v:shape id="_x0000_i1026" type="#_x0000_t75" style="width:77.25pt;height:49.5pt" o:ole="">
+          <v:shape id="_x0000_i1026" type="#_x0000_t75" style="width:77.5pt;height:49.5pt" o:ole="">
             <v:imagedata r:id="rId19" o:title=""/>
           </v:shape>
-          <o:OLEObject Type="Embed" ProgID="Word.Document.12" ShapeID="_x0000_i1026" DrawAspect="Icon" ObjectID="_1845641830" r:id="rId20">
+          <o:OLEObject Type="Embed" ProgID="Word.Document.12" ShapeID="_x0000_i1026" DrawAspect="Icon" ObjectID="_1847367878" r:id="rId20">
             <o:FieldCodes>\s</o:FieldCodes>
           </o:OLEObject>
         </w:object>
@@ -22493,10 +22081,10 @@
     <w:p>
       <w:r>
         <w:object w:dxaOrig="1539" w:dyaOrig="997" w14:anchorId="7927E6B6">
-          <v:shape id="_x0000_i1027" type="#_x0000_t75" style="width:77.25pt;height:49.5pt" o:ole="">
+          <v:shape id="_x0000_i1027" type="#_x0000_t75" style="width:77.5pt;height:49.5pt" o:ole="">
             <v:imagedata r:id="rId21" o:title=""/>
           </v:shape>
-          <o:OLEObject Type="Embed" ProgID="Word.Document.12" ShapeID="_x0000_i1027" DrawAspect="Icon" ObjectID="_1845641831" r:id="rId22">
+          <o:OLEObject Type="Embed" ProgID="Word.Document.12" ShapeID="_x0000_i1027" DrawAspect="Icon" ObjectID="_1847367879" r:id="rId22">
             <o:FieldCodes>\s</o:FieldCodes>
           </o:OLEObject>
         </w:object>
@@ -22773,10 +22361,10 @@
     <w:p>
       <w:r>
         <w:object w:dxaOrig="1539" w:dyaOrig="997" w14:anchorId="74282544">
-          <v:shape id="_x0000_i1028" type="#_x0000_t75" style="width:77.25pt;height:49.5pt" o:ole="">
+          <v:shape id="_x0000_i1028" type="#_x0000_t75" style="width:77.5pt;height:49.5pt" o:ole="">
             <v:imagedata r:id="rId23" o:title=""/>
           </v:shape>
-          <o:OLEObject Type="Embed" ProgID="Excel.Sheet.12" ShapeID="_x0000_i1028" DrawAspect="Icon" ObjectID="_1845641832" r:id="rId24"/>
+          <o:OLEObject Type="Embed" ProgID="Excel.Sheet.12" ShapeID="_x0000_i1028" DrawAspect="Icon" ObjectID="_1847367880" r:id="rId24"/>
         </w:object>
       </w:r>
     </w:p>
@@ -22824,10 +22412,10 @@
           <w:lang w:val="en-GB"/>
         </w:rPr>
         <w:object w:dxaOrig="1539" w:dyaOrig="997" w14:anchorId="691D9B66">
-          <v:shape id="_x0000_i1029" type="#_x0000_t75" style="width:77.25pt;height:49.5pt" o:ole="">
+          <v:shape id="_x0000_i1029" type="#_x0000_t75" style="width:77.5pt;height:49.5pt" o:ole="">
             <v:imagedata r:id="rId25" o:title=""/>
           </v:shape>
-          <o:OLEObject Type="Embed" ProgID="Word.Document.12" ShapeID="_x0000_i1029" DrawAspect="Icon" ObjectID="_1845641833" r:id="rId26">
+          <o:OLEObject Type="Embed" ProgID="Word.Document.12" ShapeID="_x0000_i1029" DrawAspect="Icon" ObjectID="_1847367881" r:id="rId26">
             <o:FieldCodes>\s</o:FieldCodes>
           </o:OLEObject>
         </w:object>
@@ -22901,7 +22489,7 @@
 </file>
 
 <file path=word/endnotes.xml><?xml version="1.0" encoding="utf-8"?>
-<w:endnotes xmlns:wpc="http://schemas.microsoft.com/office/word/2010/wordprocessingCanvas" xmlns:cx="http://schemas.microsoft.com/office/drawing/2014/chartex" xmlns:cx1="http://schemas.microsoft.com/office/drawing/2015/9/8/chartex" xmlns:cx2="http://schemas.microsoft.com/office/drawing/2015/10/21/chartex" xmlns:cx3="http://schemas.microsoft.com/office/drawing/2016/5/9/chartex" xmlns:cx4="http://schemas.microsoft.com/office/drawing/2016/5/10/chartex" xmlns:cx5="http://schemas.microsoft.com/office/drawing/2016/5/11/chartex" xmlns:cx6="http://schemas.microsoft.com/office/drawing/2016/5/12/chartex" xmlns:cx7="http://schemas.microsoft.com/office/drawing/2016/5/13/chartex" xmlns:cx8="http://schemas.microsoft.com/office/drawing/2016/5/14/chartex" xmlns:mc="http://schemas.openxmlformats.org/markup-compatibility/2006" xmlns:aink="http://schemas.microsoft.com/office/drawing/2016/ink" xmlns:am3d="http://schemas.microsoft.com/office/drawing/2017/model3d" xmlns:o="urn:schemas-microsoft-com:office:office" xmlns:oel="http://schemas.microsoft.com/office/2019/extlst" xmlns:r="http://schemas.openxmlformats.org/officeDocument/2006/relationships" xmlns:m="http://schemas.openxmlformats.org/officeDocument/2006/math" xmlns:v="urn:schemas-microsoft-com:vml" xmlns:wp14="http://schemas.microsoft.com/office/word/2010/wordprocessingDrawing" xmlns:wp="http://schemas.openxmlformats.org/drawingml/2006/wordprocessingDrawing" xmlns:w10="urn:schemas-microsoft-com:office:word" xmlns:w="http://schemas.openxmlformats.org/wordprocessingml/2006/main" xmlns:w14="http://schemas.microsoft.com/office/word/2010/wordml" xmlns:w15="http://schemas.microsoft.com/office/word/2012/wordml" xmlns:w16cex="http://schemas.microsoft.com/office/word/2018/wordml/cex" xmlns:w16cid="http://schemas.microsoft.com/office/word/2016/wordml/cid" xmlns:w16="http://schemas.microsoft.com/office/word/2018/wordml" xmlns:w16du="http://schemas.microsoft.com/office/word/2023/wordml/word16du" xmlns:w16sdtdh="http://schemas.microsoft.com/office/word/2020/wordml/sdtdatahash" xmlns:w16sdtfl="http://schemas.microsoft.com/office/word/2024/wordml/sdtformatlock" xmlns:w16se="http://schemas.microsoft.com/office/word/2015/wordml/symex" xmlns:wpg="http://schemas.microsoft.com/office/word/2010/wordprocessingGroup" xmlns:wpi="http://schemas.microsoft.com/office/word/2010/wordprocessingInk" xmlns:wne="http://schemas.microsoft.com/office/word/2006/wordml" xmlns:wps="http://schemas.microsoft.com/office/word/2010/wordprocessingShape" mc:Ignorable="w14 w15 w16se w16cid w16 w16cex w16sdtdh w16sdtfl w16du wp14">
+<w:endnotes xmlns:wpc="http://schemas.microsoft.com/office/word/2010/wordprocessingCanvas" xmlns:cx="http://schemas.microsoft.com/office/drawing/2014/chartex" xmlns:cx1="http://schemas.microsoft.com/office/drawing/2015/9/8/chartex" xmlns:cx2="http://schemas.microsoft.com/office/drawing/2015/10/21/chartex" xmlns:cx3="http://schemas.microsoft.com/office/drawing/2016/5/9/chartex" xmlns:cx4="http://schemas.microsoft.com/office/drawing/2016/5/10/chartex" xmlns:cx5="http://schemas.microsoft.com/office/drawing/2016/5/11/chartex" xmlns:cx6="http://schemas.microsoft.com/office/drawing/2016/5/12/chartex" xmlns:cx7="http://schemas.microsoft.com/office/drawing/2016/5/13/chartex" xmlns:cx8="http://schemas.microsoft.com/office/drawing/2016/5/14/chartex" xmlns:mc="http://schemas.openxmlformats.org/markup-compatibility/2006" xmlns:aink="http://schemas.microsoft.com/office/drawing/2016/ink" xmlns:am3d="http://schemas.microsoft.com/office/drawing/2017/model3d" xmlns:o="urn:schemas-microsoft-com:office:office" xmlns:oel="http://schemas.microsoft.com/office/2019/extlst" xmlns:r="http://schemas.openxmlformats.org/officeDocument/2006/relationships" xmlns:m="http://schemas.openxmlformats.org/officeDocument/2006/math" xmlns:v="urn:schemas-microsoft-com:vml" xmlns:wp14="http://schemas.microsoft.com/office/word/2010/wordprocessingDrawing" xmlns:wp="http://schemas.openxmlformats.org/drawingml/2006/wordprocessingDrawing" xmlns:w10="urn:schemas-microsoft-com:office:word" xmlns:w="http://schemas.openxmlformats.org/wordprocessingml/2006/main" xmlns:w14="http://schemas.microsoft.com/office/word/2010/wordml" xmlns:w15="http://schemas.microsoft.com/office/word/2012/wordml" xmlns:w16cei="http://schemas.microsoft.com/office/word/2026/wordml/cei" xmlns:w16cex="http://schemas.microsoft.com/office/word/2018/wordml/cex" xmlns:w16cid="http://schemas.microsoft.com/office/word/2016/wordml/cid" xmlns:w16="http://schemas.microsoft.com/office/word/2018/wordml" xmlns:w16du="http://schemas.microsoft.com/office/word/2023/wordml/word16du" xmlns:w16sdtdh="http://schemas.microsoft.com/office/word/2020/wordml/sdtdatahash" xmlns:w16sdtfl="http://schemas.microsoft.com/office/word/2024/wordml/sdtformatlock" xmlns:w16se="http://schemas.microsoft.com/office/word/2015/wordml/symex" xmlns:wpg="http://schemas.microsoft.com/office/word/2010/wordprocessingGroup" xmlns:wpi="http://schemas.microsoft.com/office/word/2010/wordprocessingInk" xmlns:wne="http://schemas.microsoft.com/office/word/2006/wordml" xmlns:wps="http://schemas.microsoft.com/office/word/2010/wordprocessingShape" mc:Ignorable="w14 w15 w16se w16cid w16 w16cex w16sdtdh w16sdtfl w16du wp14">
   <w:endnote w:type="separator" w:id="-1">
     <w:p>
       <w:r>
@@ -22920,7 +22508,7 @@
 </file>
 
 <file path=word/footer1.xml><?xml version="1.0" encoding="utf-8"?>
-<w:ftr xmlns:wpc="http://schemas.microsoft.com/office/word/2010/wordprocessingCanvas" xmlns:cx="http://schemas.microsoft.com/office/drawing/2014/chartex" xmlns:cx1="http://schemas.microsoft.com/office/drawing/2015/9/8/chartex" xmlns:cx2="http://schemas.microsoft.com/office/drawing/2015/10/21/chartex" xmlns:cx3="http://schemas.microsoft.com/office/drawing/2016/5/9/chartex" xmlns:cx4="http://schemas.microsoft.com/office/drawing/2016/5/10/chartex" xmlns:cx5="http://schemas.microsoft.com/office/drawing/2016/5/11/chartex" xmlns:cx6="http://schemas.microsoft.com/office/drawing/2016/5/12/chartex" xmlns:cx7="http://schemas.microsoft.com/office/drawing/2016/5/13/chartex" xmlns:cx8="http://schemas.microsoft.com/office/drawing/2016/5/14/chartex" xmlns:mc="http://schemas.openxmlformats.org/markup-compatibility/2006" xmlns:aink="http://schemas.microsoft.com/office/drawing/2016/ink" xmlns:am3d="http://schemas.microsoft.com/office/drawing/2017/model3d" xmlns:o="urn:schemas-microsoft-com:office:office" xmlns:oel="http://schemas.microsoft.com/office/2019/extlst" xmlns:r="http://schemas.openxmlformats.org/officeDocument/2006/relationships" xmlns:m="http://schemas.openxmlformats.org/officeDocument/2006/math" xmlns:v="urn:schemas-microsoft-com:vml" xmlns:wp14="http://schemas.microsoft.com/office/word/2010/wordprocessingDrawing" xmlns:wp="http://schemas.openxmlformats.org/drawingml/2006/wordprocessingDrawing" xmlns:w10="urn:schemas-microsoft-com:office:word" xmlns:w="http://schemas.openxmlformats.org/wordprocessingml/2006/main" xmlns:w14="http://schemas.microsoft.com/office/word/2010/wordml" xmlns:w15="http://schemas.microsoft.com/office/word/2012/wordml" xmlns:w16cex="http://schemas.microsoft.com/office/word/2018/wordml/cex" xmlns:w16cid="http://schemas.microsoft.com/office/word/2016/wordml/cid" xmlns:w16="http://schemas.microsoft.com/office/word/2018/wordml" xmlns:w16du="http://schemas.microsoft.com/office/word/2023/wordml/word16du" xmlns:w16sdtdh="http://schemas.microsoft.com/office/word/2020/wordml/sdtdatahash" xmlns:w16sdtfl="http://schemas.microsoft.com/office/word/2024/wordml/sdtformatlock" xmlns:w16se="http://schemas.microsoft.com/office/word/2015/wordml/symex" xmlns:wpg="http://schemas.microsoft.com/office/word/2010/wordprocessingGroup" xmlns:wpi="http://schemas.microsoft.com/office/word/2010/wordprocessingInk" xmlns:wne="http://schemas.microsoft.com/office/word/2006/wordml" xmlns:wps="http://schemas.microsoft.com/office/word/2010/wordprocessingShape" mc:Ignorable="w14 w15 w16se w16cid w16 w16cex w16sdtdh w16sdtfl w16du wp14">
+<w:ftr xmlns:wpc="http://schemas.microsoft.com/office/word/2010/wordprocessingCanvas" xmlns:cx="http://schemas.microsoft.com/office/drawing/2014/chartex" xmlns:cx1="http://schemas.microsoft.com/office/drawing/2015/9/8/chartex" xmlns:cx2="http://schemas.microsoft.com/office/drawing/2015/10/21/chartex" xmlns:cx3="http://schemas.microsoft.com/office/drawing/2016/5/9/chartex" xmlns:cx4="http://schemas.microsoft.com/office/drawing/2016/5/10/chartex" xmlns:cx5="http://schemas.microsoft.com/office/drawing/2016/5/11/chartex" xmlns:cx6="http://schemas.microsoft.com/office/drawing/2016/5/12/chartex" xmlns:cx7="http://schemas.microsoft.com/office/drawing/2016/5/13/chartex" xmlns:cx8="http://schemas.microsoft.com/office/drawing/2016/5/14/chartex" xmlns:mc="http://schemas.openxmlformats.org/markup-compatibility/2006" xmlns:aink="http://schemas.microsoft.com/office/drawing/2016/ink" xmlns:am3d="http://schemas.microsoft.com/office/drawing/2017/model3d" xmlns:o="urn:schemas-microsoft-com:office:office" xmlns:oel="http://schemas.microsoft.com/office/2019/extlst" xmlns:r="http://schemas.openxmlformats.org/officeDocument/2006/relationships" xmlns:m="http://schemas.openxmlformats.org/officeDocument/2006/math" xmlns:v="urn:schemas-microsoft-com:vml" xmlns:wp14="http://schemas.microsoft.com/office/word/2010/wordprocessingDrawing" xmlns:wp="http://schemas.openxmlformats.org/drawingml/2006/wordprocessingDrawing" xmlns:w10="urn:schemas-microsoft-com:office:word" xmlns:w="http://schemas.openxmlformats.org/wordprocessingml/2006/main" xmlns:w14="http://schemas.microsoft.com/office/word/2010/wordml" xmlns:w15="http://schemas.microsoft.com/office/word/2012/wordml" xmlns:w16cei="http://schemas.microsoft.com/office/word/2026/wordml/cei" xmlns:w16cex="http://schemas.microsoft.com/office/word/2018/wordml/cex" xmlns:w16cid="http://schemas.microsoft.com/office/word/2016/wordml/cid" xmlns:w16="http://schemas.microsoft.com/office/word/2018/wordml" xmlns:w16du="http://schemas.microsoft.com/office/word/2023/wordml/word16du" xmlns:w16sdtdh="http://schemas.microsoft.com/office/word/2020/wordml/sdtdatahash" xmlns:w16sdtfl="http://schemas.microsoft.com/office/word/2024/wordml/sdtformatlock" xmlns:w16se="http://schemas.microsoft.com/office/word/2015/wordml/symex" xmlns:wpg="http://schemas.microsoft.com/office/word/2010/wordprocessingGroup" xmlns:wpi="http://schemas.microsoft.com/office/word/2010/wordprocessingInk" xmlns:wne="http://schemas.microsoft.com/office/word/2006/wordml" xmlns:wps="http://schemas.microsoft.com/office/word/2010/wordprocessingShape" mc:Ignorable="w14 w15 w16se w16cid w16 w16cex w16sdtdh w16sdtfl w16du wp14">
   <w:p>
     <w:pPr>
       <w:pStyle w:val="Footer"/>
@@ -22998,7 +22586,7 @@
 </file>
 
 <file path=word/footer2.xml><?xml version="1.0" encoding="utf-8"?>
-<w:ftr xmlns:wpc="http://schemas.microsoft.com/office/word/2010/wordprocessingCanvas" xmlns:cx="http://schemas.microsoft.com/office/drawing/2014/chartex" xmlns:cx1="http://schemas.microsoft.com/office/drawing/2015/9/8/chartex" xmlns:cx2="http://schemas.microsoft.com/office/drawing/2015/10/21/chartex" xmlns:cx3="http://schemas.microsoft.com/office/drawing/2016/5/9/chartex" xmlns:cx4="http://schemas.microsoft.com/office/drawing/2016/5/10/chartex" xmlns:cx5="http://schemas.microsoft.com/office/drawing/2016/5/11/chartex" xmlns:cx6="http://schemas.microsoft.com/office/drawing/2016/5/12/chartex" xmlns:cx7="http://schemas.microsoft.com/office/drawing/2016/5/13/chartex" xmlns:cx8="http://schemas.microsoft.com/office/drawing/2016/5/14/chartex" xmlns:mc="http://schemas.openxmlformats.org/markup-compatibility/2006" xmlns:aink="http://schemas.microsoft.com/office/drawing/2016/ink" xmlns:am3d="http://schemas.microsoft.com/office/drawing/2017/model3d" xmlns:o="urn:schemas-microsoft-com:office:office" xmlns:oel="http://schemas.microsoft.com/office/2019/extlst" xmlns:r="http://schemas.openxmlformats.org/officeDocument/2006/relationships" xmlns:m="http://schemas.openxmlformats.org/officeDocument/2006/math" xmlns:v="urn:schemas-microsoft-com:vml" xmlns:wp14="http://schemas.microsoft.com/office/word/2010/wordprocessingDrawing" xmlns:wp="http://schemas.openxmlformats.org/drawingml/2006/wordprocessingDrawing" xmlns:w10="urn:schemas-microsoft-com:office:word" xmlns:w="http://schemas.openxmlformats.org/wordprocessingml/2006/main" xmlns:w14="http://schemas.microsoft.com/office/word/2010/wordml" xmlns:w15="http://schemas.microsoft.com/office/word/2012/wordml" xmlns:w16cex="http://schemas.microsoft.com/office/word/2018/wordml/cex" xmlns:w16cid="http://schemas.microsoft.com/office/word/2016/wordml/cid" xmlns:w16="http://schemas.microsoft.com/office/word/2018/wordml" xmlns:w16du="http://schemas.microsoft.com/office/word/2023/wordml/word16du" xmlns:w16sdtdh="http://schemas.microsoft.com/office/word/2020/wordml/sdtdatahash" xmlns:w16sdtfl="http://schemas.microsoft.com/office/word/2024/wordml/sdtformatlock" xmlns:w16se="http://schemas.microsoft.com/office/word/2015/wordml/symex" xmlns:wpg="http://schemas.microsoft.com/office/word/2010/wordprocessingGroup" xmlns:wpi="http://schemas.microsoft.com/office/word/2010/wordprocessingInk" xmlns:wne="http://schemas.microsoft.com/office/word/2006/wordml" xmlns:wps="http://schemas.microsoft.com/office/word/2010/wordprocessingShape" mc:Ignorable="w14 w15 w16se w16cid w16 w16cex w16sdtdh w16sdtfl w16du wp14">
+<w:ftr xmlns:wpc="http://schemas.microsoft.com/office/word/2010/wordprocessingCanvas" xmlns:cx="http://schemas.microsoft.com/office/drawing/2014/chartex" xmlns:cx1="http://schemas.microsoft.com/office/drawing/2015/9/8/chartex" xmlns:cx2="http://schemas.microsoft.com/office/drawing/2015/10/21/chartex" xmlns:cx3="http://schemas.microsoft.com/office/drawing/2016/5/9/chartex" xmlns:cx4="http://schemas.microsoft.com/office/drawing/2016/5/10/chartex" xmlns:cx5="http://schemas.microsoft.com/office/drawing/2016/5/11/chartex" xmlns:cx6="http://schemas.microsoft.com/office/drawing/2016/5/12/chartex" xmlns:cx7="http://schemas.microsoft.com/office/drawing/2016/5/13/chartex" xmlns:cx8="http://schemas.microsoft.com/office/drawing/2016/5/14/chartex" xmlns:mc="http://schemas.openxmlformats.org/markup-compatibility/2006" xmlns:aink="http://schemas.microsoft.com/office/drawing/2016/ink" xmlns:am3d="http://schemas.microsoft.com/office/drawing/2017/model3d" xmlns:o="urn:schemas-microsoft-com:office:office" xmlns:oel="http://schemas.microsoft.com/office/2019/extlst" xmlns:r="http://schemas.openxmlformats.org/officeDocument/2006/relationships" xmlns:m="http://schemas.openxmlformats.org/officeDocument/2006/math" xmlns:v="urn:schemas-microsoft-com:vml" xmlns:wp14="http://schemas.microsoft.com/office/word/2010/wordprocessingDrawing" xmlns:wp="http://schemas.openxmlformats.org/drawingml/2006/wordprocessingDrawing" xmlns:w10="urn:schemas-microsoft-com:office:word" xmlns:w="http://schemas.openxmlformats.org/wordprocessingml/2006/main" xmlns:w14="http://schemas.microsoft.com/office/word/2010/wordml" xmlns:w15="http://schemas.microsoft.com/office/word/2012/wordml" xmlns:w16cei="http://schemas.microsoft.com/office/word/2026/wordml/cei" xmlns:w16cex="http://schemas.microsoft.com/office/word/2018/wordml/cex" xmlns:w16cid="http://schemas.microsoft.com/office/word/2016/wordml/cid" xmlns:w16="http://schemas.microsoft.com/office/word/2018/wordml" xmlns:w16du="http://schemas.microsoft.com/office/word/2023/wordml/word16du" xmlns:w16sdtdh="http://schemas.microsoft.com/office/word/2020/wordml/sdtdatahash" xmlns:w16sdtfl="http://schemas.microsoft.com/office/word/2024/wordml/sdtformatlock" xmlns:w16se="http://schemas.microsoft.com/office/word/2015/wordml/symex" xmlns:wpg="http://schemas.microsoft.com/office/word/2010/wordprocessingGroup" xmlns:wpi="http://schemas.microsoft.com/office/word/2010/wordprocessingInk" xmlns:wne="http://schemas.microsoft.com/office/word/2006/wordml" xmlns:wps="http://schemas.microsoft.com/office/word/2010/wordprocessingShape" mc:Ignorable="w14 w15 w16se w16cid w16 w16cex w16sdtdh w16sdtfl w16du wp14">
   <w:p>
     <w:pPr>
       <w:pStyle w:val="Footer"/>
@@ -23044,7 +22632,7 @@
 </file>
 
 <file path=word/footnotes.xml><?xml version="1.0" encoding="utf-8"?>
-<w:footnotes xmlns:wpc="http://schemas.microsoft.com/office/word/2010/wordprocessingCanvas" xmlns:cx="http://schemas.microsoft.com/office/drawing/2014/chartex" xmlns:cx1="http://schemas.microsoft.com/office/drawing/2015/9/8/chartex" xmlns:cx2="http://schemas.microsoft.com/office/drawing/2015/10/21/chartex" xmlns:cx3="http://schemas.microsoft.com/office/drawing/2016/5/9/chartex" xmlns:cx4="http://schemas.microsoft.com/office/drawing/2016/5/10/chartex" xmlns:cx5="http://schemas.microsoft.com/office/drawing/2016/5/11/chartex" xmlns:cx6="http://schemas.microsoft.com/office/drawing/2016/5/12/chartex" xmlns:cx7="http://schemas.microsoft.com/office/drawing/2016/5/13/chartex" xmlns:cx8="http://schemas.microsoft.com/office/drawing/2016/5/14/chartex" xmlns:mc="http://schemas.openxmlformats.org/markup-compatibility/2006" xmlns:aink="http://schemas.microsoft.com/office/drawing/2016/ink" xmlns:am3d="http://schemas.microsoft.com/office/drawing/2017/model3d" xmlns:o="urn:schemas-microsoft-com:office:office" xmlns:oel="http://schemas.microsoft.com/office/2019/extlst" xmlns:r="http://schemas.openxmlformats.org/officeDocument/2006/relationships" xmlns:m="http://schemas.openxmlformats.org/officeDocument/2006/math" xmlns:v="urn:schemas-microsoft-com:vml" xmlns:wp14="http://schemas.microsoft.com/office/word/2010/wordprocessingDrawing" xmlns:wp="http://schemas.openxmlformats.org/drawingml/2006/wordprocessingDrawing" xmlns:w10="urn:schemas-microsoft-com:office:word" xmlns:w="http://schemas.openxmlformats.org/wordprocessingml/2006/main" xmlns:w14="http://schemas.microsoft.com/office/word/2010/wordml" xmlns:w15="http://schemas.microsoft.com/office/word/2012/wordml" xmlns:w16cex="http://schemas.microsoft.com/office/word/2018/wordml/cex" xmlns:w16cid="http://schemas.microsoft.com/office/word/2016/wordml/cid" xmlns:w16="http://schemas.microsoft.com/office/word/2018/wordml" xmlns:w16du="http://schemas.microsoft.com/office/word/2023/wordml/word16du" xmlns:w16sdtdh="http://schemas.microsoft.com/office/word/2020/wordml/sdtdatahash" xmlns:w16sdtfl="http://schemas.microsoft.com/office/word/2024/wordml/sdtformatlock" xmlns:w16se="http://schemas.microsoft.com/office/word/2015/wordml/symex" xmlns:wpg="http://schemas.microsoft.com/office/word/2010/wordprocessingGroup" xmlns:wpi="http://schemas.microsoft.com/office/word/2010/wordprocessingInk" xmlns:wne="http://schemas.microsoft.com/office/word/2006/wordml" xmlns:wps="http://schemas.microsoft.com/office/word/2010/wordprocessingShape" mc:Ignorable="w14 w15 w16se w16cid w16 w16cex w16sdtdh w16sdtfl w16du wp14">
+<w:footnotes xmlns:wpc="http://schemas.microsoft.com/office/word/2010/wordprocessingCanvas" xmlns:cx="http://schemas.microsoft.com/office/drawing/2014/chartex" xmlns:cx1="http://schemas.microsoft.com/office/drawing/2015/9/8/chartex" xmlns:cx2="http://schemas.microsoft.com/office/drawing/2015/10/21/chartex" xmlns:cx3="http://schemas.microsoft.com/office/drawing/2016/5/9/chartex" xmlns:cx4="http://schemas.microsoft.com/office/drawing/2016/5/10/chartex" xmlns:cx5="http://schemas.microsoft.com/office/drawing/2016/5/11/chartex" xmlns:cx6="http://schemas.microsoft.com/office/drawing/2016/5/12/chartex" xmlns:cx7="http://schemas.microsoft.com/office/drawing/2016/5/13/chartex" xmlns:cx8="http://schemas.microsoft.com/office/drawing/2016/5/14/chartex" xmlns:mc="http://schemas.openxmlformats.org/markup-compatibility/2006" xmlns:aink="http://schemas.microsoft.com/office/drawing/2016/ink" xmlns:am3d="http://schemas.microsoft.com/office/drawing/2017/model3d" xmlns:o="urn:schemas-microsoft-com:office:office" xmlns:oel="http://schemas.microsoft.com/office/2019/extlst" xmlns:r="http://schemas.openxmlformats.org/officeDocument/2006/relationships" xmlns:m="http://schemas.openxmlformats.org/officeDocument/2006/math" xmlns:v="urn:schemas-microsoft-com:vml" xmlns:wp14="http://schemas.microsoft.com/office/word/2010/wordprocessingDrawing" xmlns:wp="http://schemas.openxmlformats.org/drawingml/2006/wordprocessingDrawing" xmlns:w10="urn:schemas-microsoft-com:office:word" xmlns:w="http://schemas.openxmlformats.org/wordprocessingml/2006/main" xmlns:w14="http://schemas.microsoft.com/office/word/2010/wordml" xmlns:w15="http://schemas.microsoft.com/office/word/2012/wordml" xmlns:w16cei="http://schemas.microsoft.com/office/word/2026/wordml/cei" xmlns:w16cex="http://schemas.microsoft.com/office/word/2018/wordml/cex" xmlns:w16cid="http://schemas.microsoft.com/office/word/2016/wordml/cid" xmlns:w16="http://schemas.microsoft.com/office/word/2018/wordml" xmlns:w16du="http://schemas.microsoft.com/office/word/2023/wordml/word16du" xmlns:w16sdtdh="http://schemas.microsoft.com/office/word/2020/wordml/sdtdatahash" xmlns:w16sdtfl="http://schemas.microsoft.com/office/word/2024/wordml/sdtformatlock" xmlns:w16se="http://schemas.microsoft.com/office/word/2015/wordml/symex" xmlns:wpg="http://schemas.microsoft.com/office/word/2010/wordprocessingGroup" xmlns:wpi="http://schemas.microsoft.com/office/word/2010/wordprocessingInk" xmlns:wne="http://schemas.microsoft.com/office/word/2006/wordml" xmlns:wps="http://schemas.microsoft.com/office/word/2010/wordprocessingShape" mc:Ignorable="w14 w15 w16se w16cid w16 w16cex w16sdtdh w16sdtfl w16du wp14">
   <w:footnote w:type="separator" w:id="-1">
     <w:p>
       <w:r>
@@ -23063,7 +22651,7 @@
 </file>
 
 <file path=word/header1.xml><?xml version="1.0" encoding="utf-8"?>
-<w:hdr xmlns:wpc="http://schemas.microsoft.com/office/word/2010/wordprocessingCanvas" xmlns:cx="http://schemas.microsoft.com/office/drawing/2014/chartex" xmlns:cx1="http://schemas.microsoft.com/office/drawing/2015/9/8/chartex" xmlns:cx2="http://schemas.microsoft.com/office/drawing/2015/10/21/chartex" xmlns:cx3="http://schemas.microsoft.com/office/drawing/2016/5/9/chartex" xmlns:cx4="http://schemas.microsoft.com/office/drawing/2016/5/10/chartex" xmlns:cx5="http://schemas.microsoft.com/office/drawing/2016/5/11/chartex" xmlns:cx6="http://schemas.microsoft.com/office/drawing/2016/5/12/chartex" xmlns:cx7="http://schemas.microsoft.com/office/drawing/2016/5/13/chartex" xmlns:cx8="http://schemas.microsoft.com/office/drawing/2016/5/14/chartex" xmlns:mc="http://schemas.openxmlformats.org/markup-compatibility/2006" xmlns:aink="http://schemas.microsoft.com/office/drawing/2016/ink" xmlns:am3d="http://schemas.microsoft.com/office/drawing/2017/model3d" xmlns:o="urn:schemas-microsoft-com:office:office" xmlns:oel="http://schemas.microsoft.com/office/2019/extlst" xmlns:r="http://schemas.openxmlformats.org/officeDocument/2006/relationships" xmlns:m="http://schemas.openxmlformats.org/officeDocument/2006/math" xmlns:v="urn:schemas-microsoft-com:vml" xmlns:wp14="http://schemas.microsoft.com/office/word/2010/wordprocessingDrawing" xmlns:wp="http://schemas.openxmlformats.org/drawingml/2006/wordprocessingDrawing" xmlns:w10="urn:schemas-microsoft-com:office:word" xmlns:w="http://schemas.openxmlformats.org/wordprocessingml/2006/main" xmlns:w14="http://schemas.microsoft.com/office/word/2010/wordml" xmlns:w15="http://schemas.microsoft.com/office/word/2012/wordml" xmlns:w16cex="http://schemas.microsoft.com/office/word/2018/wordml/cex" xmlns:w16cid="http://schemas.microsoft.com/office/word/2016/wordml/cid" xmlns:w16="http://schemas.microsoft.com/office/word/2018/wordml" xmlns:w16du="http://schemas.microsoft.com/office/word/2023/wordml/word16du" xmlns:w16sdtdh="http://schemas.microsoft.com/office/word/2020/wordml/sdtdatahash" xmlns:w16sdtfl="http://schemas.microsoft.com/office/word/2024/wordml/sdtformatlock" xmlns:w16se="http://schemas.microsoft.com/office/word/2015/wordml/symex" xmlns:wpg="http://schemas.microsoft.com/office/word/2010/wordprocessingGroup" xmlns:wpi="http://schemas.microsoft.com/office/word/2010/wordprocessingInk" xmlns:wne="http://schemas.microsoft.com/office/word/2006/wordml" xmlns:wps="http://schemas.microsoft.com/office/word/2010/wordprocessingShape" mc:Ignorable="w14 w15 w16se w16cid w16 w16cex w16sdtdh w16sdtfl w16du wp14">
+<w:hdr xmlns:wpc="http://schemas.microsoft.com/office/word/2010/wordprocessingCanvas" xmlns:cx="http://schemas.microsoft.com/office/drawing/2014/chartex" xmlns:cx1="http://schemas.microsoft.com/office/drawing/2015/9/8/chartex" xmlns:cx2="http://schemas.microsoft.com/office/drawing/2015/10/21/chartex" xmlns:cx3="http://schemas.microsoft.com/office/drawing/2016/5/9/chartex" xmlns:cx4="http://schemas.microsoft.com/office/drawing/2016/5/10/chartex" xmlns:cx5="http://schemas.microsoft.com/office/drawing/2016/5/11/chartex" xmlns:cx6="http://schemas.microsoft.com/office/drawing/2016/5/12/chartex" xmlns:cx7="http://schemas.microsoft.com/office/drawing/2016/5/13/chartex" xmlns:cx8="http://schemas.microsoft.com/office/drawing/2016/5/14/chartex" xmlns:mc="http://schemas.openxmlformats.org/markup-compatibility/2006" xmlns:aink="http://schemas.microsoft.com/office/drawing/2016/ink" xmlns:am3d="http://schemas.microsoft.com/office/drawing/2017/model3d" xmlns:o="urn:schemas-microsoft-com:office:office" xmlns:oel="http://schemas.microsoft.com/office/2019/extlst" xmlns:r="http://schemas.openxmlformats.org/officeDocument/2006/relationships" xmlns:m="http://schemas.openxmlformats.org/officeDocument/2006/math" xmlns:v="urn:schemas-microsoft-com:vml" xmlns:wp14="http://schemas.microsoft.com/office/word/2010/wordprocessingDrawing" xmlns:wp="http://schemas.openxmlformats.org/drawingml/2006/wordprocessingDrawing" xmlns:w10="urn:schemas-microsoft-com:office:word" xmlns:w="http://schemas.openxmlformats.org/wordprocessingml/2006/main" xmlns:w14="http://schemas.microsoft.com/office/word/2010/wordml" xmlns:w15="http://schemas.microsoft.com/office/word/2012/wordml" xmlns:w16cei="http://schemas.microsoft.com/office/word/2026/wordml/cei" xmlns:w16cex="http://schemas.microsoft.com/office/word/2018/wordml/cex" xmlns:w16cid="http://schemas.microsoft.com/office/word/2016/wordml/cid" xmlns:w16="http://schemas.microsoft.com/office/word/2018/wordml" xmlns:w16du="http://schemas.microsoft.com/office/word/2023/wordml/word16du" xmlns:w16sdtdh="http://schemas.microsoft.com/office/word/2020/wordml/sdtdatahash" xmlns:w16sdtfl="http://schemas.microsoft.com/office/word/2024/wordml/sdtformatlock" xmlns:w16se="http://schemas.microsoft.com/office/word/2015/wordml/symex" xmlns:wpg="http://schemas.microsoft.com/office/word/2010/wordprocessingGroup" xmlns:wpi="http://schemas.microsoft.com/office/word/2010/wordprocessingInk" xmlns:wne="http://schemas.microsoft.com/office/word/2006/wordml" xmlns:wps="http://schemas.microsoft.com/office/word/2010/wordprocessingShape" mc:Ignorable="w14 w15 w16se w16cid w16 w16cex w16sdtdh w16sdtfl w16du wp14">
   <w:p>
     <w:pPr>
       <w:pStyle w:val="Header"/>
@@ -23132,7 +22720,7 @@
 </file>
 
 <file path=word/header2.xml><?xml version="1.0" encoding="utf-8"?>
-<w:hdr xmlns:wpc="http://schemas.microsoft.com/office/word/2010/wordprocessingCanvas" xmlns:cx="http://schemas.microsoft.com/office/drawing/2014/chartex" xmlns:cx1="http://schemas.microsoft.com/office/drawing/2015/9/8/chartex" xmlns:cx2="http://schemas.microsoft.com/office/drawing/2015/10/21/chartex" xmlns:cx3="http://schemas.microsoft.com/office/drawing/2016/5/9/chartex" xmlns:cx4="http://schemas.microsoft.com/office/drawing/2016/5/10/chartex" xmlns:cx5="http://schemas.microsoft.com/office/drawing/2016/5/11/chartex" xmlns:cx6="http://schemas.microsoft.com/office/drawing/2016/5/12/chartex" xmlns:cx7="http://schemas.microsoft.com/office/drawing/2016/5/13/chartex" xmlns:cx8="http://schemas.microsoft.com/office/drawing/2016/5/14/chartex" xmlns:mc="http://schemas.openxmlformats.org/markup-compatibility/2006" xmlns:aink="http://schemas.microsoft.com/office/drawing/2016/ink" xmlns:am3d="http://schemas.microsoft.com/office/drawing/2017/model3d" xmlns:o="urn:schemas-microsoft-com:office:office" xmlns:oel="http://schemas.microsoft.com/office/2019/extlst" xmlns:r="http://schemas.openxmlformats.org/officeDocument/2006/relationships" xmlns:m="http://schemas.openxmlformats.org/officeDocument/2006/math" xmlns:v="urn:schemas-microsoft-com:vml" xmlns:wp14="http://schemas.microsoft.com/office/word/2010/wordprocessingDrawing" xmlns:wp="http://schemas.openxmlformats.org/drawingml/2006/wordprocessingDrawing" xmlns:w10="urn:schemas-microsoft-com:office:word" xmlns:w="http://schemas.openxmlformats.org/wordprocessingml/2006/main" xmlns:w14="http://schemas.microsoft.com/office/word/2010/wordml" xmlns:w15="http://schemas.microsoft.com/office/word/2012/wordml" xmlns:w16cex="http://schemas.microsoft.com/office/word/2018/wordml/cex" xmlns:w16cid="http://schemas.microsoft.com/office/word/2016/wordml/cid" xmlns:w16="http://schemas.microsoft.com/office/word/2018/wordml" xmlns:w16du="http://schemas.microsoft.com/office/word/2023/wordml/word16du" xmlns:w16sdtdh="http://schemas.microsoft.com/office/word/2020/wordml/sdtdatahash" xmlns:w16sdtfl="http://schemas.microsoft.com/office/word/2024/wordml/sdtformatlock" xmlns:w16se="http://schemas.microsoft.com/office/word/2015/wordml/symex" xmlns:wpg="http://schemas.microsoft.com/office/word/2010/wordprocessingGroup" xmlns:wpi="http://schemas.microsoft.com/office/word/2010/wordprocessingInk" xmlns:wne="http://schemas.microsoft.com/office/word/2006/wordml" xmlns:wps="http://schemas.microsoft.com/office/word/2010/wordprocessingShape" mc:Ignorable="w14 w15 w16se w16cid w16 w16cex w16sdtdh w16sdtfl w16du wp14">
+<w:hdr xmlns:wpc="http://schemas.microsoft.com/office/word/2010/wordprocessingCanvas" xmlns:cx="http://schemas.microsoft.com/office/drawing/2014/chartex" xmlns:cx1="http://schemas.microsoft.com/office/drawing/2015/9/8/chartex" xmlns:cx2="http://schemas.microsoft.com/office/drawing/2015/10/21/chartex" xmlns:cx3="http://schemas.microsoft.com/office/drawing/2016/5/9/chartex" xmlns:cx4="http://schemas.microsoft.com/office/drawing/2016/5/10/chartex" xmlns:cx5="http://schemas.microsoft.com/office/drawing/2016/5/11/chartex" xmlns:cx6="http://schemas.microsoft.com/office/drawing/2016/5/12/chartex" xmlns:cx7="http://schemas.microsoft.com/office/drawing/2016/5/13/chartex" xmlns:cx8="http://schemas.microsoft.com/office/drawing/2016/5/14/chartex" xmlns:mc="http://schemas.openxmlformats.org/markup-compatibility/2006" xmlns:aink="http://schemas.microsoft.com/office/drawing/2016/ink" xmlns:am3d="http://schemas.microsoft.com/office/drawing/2017/model3d" xmlns:o="urn:schemas-microsoft-com:office:office" xmlns:oel="http://schemas.microsoft.com/office/2019/extlst" xmlns:r="http://schemas.openxmlformats.org/officeDocument/2006/relationships" xmlns:m="http://schemas.openxmlformats.org/officeDocument/2006/math" xmlns:v="urn:schemas-microsoft-com:vml" xmlns:wp14="http://schemas.microsoft.com/office/word/2010/wordprocessingDrawing" xmlns:wp="http://schemas.openxmlformats.org/drawingml/2006/wordprocessingDrawing" xmlns:w10="urn:schemas-microsoft-com:office:word" xmlns:w="http://schemas.openxmlformats.org/wordprocessingml/2006/main" xmlns:w14="http://schemas.microsoft.com/office/word/2010/wordml" xmlns:w15="http://schemas.microsoft.com/office/word/2012/wordml" xmlns:w16cei="http://schemas.microsoft.com/office/word/2026/wordml/cei" xmlns:w16cex="http://schemas.microsoft.com/office/word/2018/wordml/cex" xmlns:w16cid="http://schemas.microsoft.com/office/word/2016/wordml/cid" xmlns:w16="http://schemas.microsoft.com/office/word/2018/wordml" xmlns:w16du="http://schemas.microsoft.com/office/word/2023/wordml/word16du" xmlns:w16sdtdh="http://schemas.microsoft.com/office/word/2020/wordml/sdtdatahash" xmlns:w16sdtfl="http://schemas.microsoft.com/office/word/2024/wordml/sdtformatlock" xmlns:w16se="http://schemas.microsoft.com/office/word/2015/wordml/symex" xmlns:wpg="http://schemas.microsoft.com/office/word/2010/wordprocessingGroup" xmlns:wpi="http://schemas.microsoft.com/office/word/2010/wordprocessingInk" xmlns:wne="http://schemas.microsoft.com/office/word/2006/wordml" xmlns:wps="http://schemas.microsoft.com/office/word/2010/wordprocessingShape" mc:Ignorable="w14 w15 w16se w16cid w16 w16cex w16sdtdh w16sdtfl w16du wp14">
   <w:p>
     <w:pPr>
       <w:pStyle w:val="Header"/>
@@ -23192,7 +22780,7 @@
 </file>
 
 <file path=word/header3.xml><?xml version="1.0" encoding="utf-8"?>
-<w:hdr xmlns:wpc="http://schemas.microsoft.com/office/word/2010/wordprocessingCanvas" xmlns:cx="http://schemas.microsoft.com/office/drawing/2014/chartex" xmlns:cx1="http://schemas.microsoft.com/office/drawing/2015/9/8/chartex" xmlns:cx2="http://schemas.microsoft.com/office/drawing/2015/10/21/chartex" xmlns:cx3="http://schemas.microsoft.com/office/drawing/2016/5/9/chartex" xmlns:cx4="http://schemas.microsoft.com/office/drawing/2016/5/10/chartex" xmlns:cx5="http://schemas.microsoft.com/office/drawing/2016/5/11/chartex" xmlns:cx6="http://schemas.microsoft.com/office/drawing/2016/5/12/chartex" xmlns:cx7="http://schemas.microsoft.com/office/drawing/2016/5/13/chartex" xmlns:cx8="http://schemas.microsoft.com/office/drawing/2016/5/14/chartex" xmlns:mc="http://schemas.openxmlformats.org/markup-compatibility/2006" xmlns:aink="http://schemas.microsoft.com/office/drawing/2016/ink" xmlns:am3d="http://schemas.microsoft.com/office/drawing/2017/model3d" xmlns:o="urn:schemas-microsoft-com:office:office" xmlns:oel="http://schemas.microsoft.com/office/2019/extlst" xmlns:r="http://schemas.openxmlformats.org/officeDocument/2006/relationships" xmlns:m="http://schemas.openxmlformats.org/officeDocument/2006/math" xmlns:v="urn:schemas-microsoft-com:vml" xmlns:wp14="http://schemas.microsoft.com/office/word/2010/wordprocessingDrawing" xmlns:wp="http://schemas.openxmlformats.org/drawingml/2006/wordprocessingDrawing" xmlns:w10="urn:schemas-microsoft-com:office:word" xmlns:w="http://schemas.openxmlformats.org/wordprocessingml/2006/main" xmlns:w14="http://schemas.microsoft.com/office/word/2010/wordml" xmlns:w15="http://schemas.microsoft.com/office/word/2012/wordml" xmlns:w16cex="http://schemas.microsoft.com/office/word/2018/wordml/cex" xmlns:w16cid="http://schemas.microsoft.com/office/word/2016/wordml/cid" xmlns:w16="http://schemas.microsoft.com/office/word/2018/wordml" xmlns:w16du="http://schemas.microsoft.com/office/word/2023/wordml/word16du" xmlns:w16sdtdh="http://schemas.microsoft.com/office/word/2020/wordml/sdtdatahash" xmlns:w16sdtfl="http://schemas.microsoft.com/office/word/2024/wordml/sdtformatlock" xmlns:w16se="http://schemas.microsoft.com/office/word/2015/wordml/symex" xmlns:wpg="http://schemas.microsoft.com/office/word/2010/wordprocessingGroup" xmlns:wpi="http://schemas.microsoft.com/office/word/2010/wordprocessingInk" xmlns:wne="http://schemas.microsoft.com/office/word/2006/wordml" xmlns:wps="http://schemas.microsoft.com/office/word/2010/wordprocessingShape" mc:Ignorable="w14 w15 w16se w16cid w16 w16cex w16sdtdh w16sdtfl w16du wp14">
+<w:hdr xmlns:wpc="http://schemas.microsoft.com/office/word/2010/wordprocessingCanvas" xmlns:cx="http://schemas.microsoft.com/office/drawing/2014/chartex" xmlns:cx1="http://schemas.microsoft.com/office/drawing/2015/9/8/chartex" xmlns:cx2="http://schemas.microsoft.com/office/drawing/2015/10/21/chartex" xmlns:cx3="http://schemas.microsoft.com/office/drawing/2016/5/9/chartex" xmlns:cx4="http://schemas.microsoft.com/office/drawing/2016/5/10/chartex" xmlns:cx5="http://schemas.microsoft.com/office/drawing/2016/5/11/chartex" xmlns:cx6="http://schemas.microsoft.com/office/drawing/2016/5/12/chartex" xmlns:cx7="http://schemas.microsoft.com/office/drawing/2016/5/13/chartex" xmlns:cx8="http://schemas.microsoft.com/office/drawing/2016/5/14/chartex" xmlns:mc="http://schemas.openxmlformats.org/markup-compatibility/2006" xmlns:aink="http://schemas.microsoft.com/office/drawing/2016/ink" xmlns:am3d="http://schemas.microsoft.com/office/drawing/2017/model3d" xmlns:o="urn:schemas-microsoft-com:office:office" xmlns:oel="http://schemas.microsoft.com/office/2019/extlst" xmlns:r="http://schemas.openxmlformats.org/officeDocument/2006/relationships" xmlns:m="http://schemas.openxmlformats.org/officeDocument/2006/math" xmlns:v="urn:schemas-microsoft-com:vml" xmlns:wp14="http://schemas.microsoft.com/office/word/2010/wordprocessingDrawing" xmlns:wp="http://schemas.openxmlformats.org/drawingml/2006/wordprocessingDrawing" xmlns:w10="urn:schemas-microsoft-com:office:word" xmlns:w="http://schemas.openxmlformats.org/wordprocessingml/2006/main" xmlns:w14="http://schemas.microsoft.com/office/word/2010/wordml" xmlns:w15="http://schemas.microsoft.com/office/word/2012/wordml" xmlns:w16cei="http://schemas.microsoft.com/office/word/2026/wordml/cei" xmlns:w16cex="http://schemas.microsoft.com/office/word/2018/wordml/cex" xmlns:w16cid="http://schemas.microsoft.com/office/word/2016/wordml/cid" xmlns:w16="http://schemas.microsoft.com/office/word/2018/wordml" xmlns:w16du="http://schemas.microsoft.com/office/word/2023/wordml/word16du" xmlns:w16sdtdh="http://schemas.microsoft.com/office/word/2020/wordml/sdtdatahash" xmlns:w16sdtfl="http://schemas.microsoft.com/office/word/2024/wordml/sdtformatlock" xmlns:w16se="http://schemas.microsoft.com/office/word/2015/wordml/symex" xmlns:wpg="http://schemas.microsoft.com/office/word/2010/wordprocessingGroup" xmlns:wpi="http://schemas.microsoft.com/office/word/2010/wordprocessingInk" xmlns:wne="http://schemas.microsoft.com/office/word/2006/wordml" xmlns:wps="http://schemas.microsoft.com/office/word/2010/wordprocessingShape" mc:Ignorable="w14 w15 w16se w16cid w16 w16cex w16sdtdh w16sdtfl w16du wp14">
   <w:p>
     <w:pPr>
       <w:pStyle w:val="Header"/>
@@ -23202,7 +22790,7 @@
 </file>
 
 <file path=word/header4.xml><?xml version="1.0" encoding="utf-8"?>
-<w:hdr xmlns:wpc="http://schemas.microsoft.com/office/word/2010/wordprocessingCanvas" xmlns:cx="http://schemas.microsoft.com/office/drawing/2014/chartex" xmlns:cx1="http://schemas.microsoft.com/office/drawing/2015/9/8/chartex" xmlns:cx2="http://schemas.microsoft.com/office/drawing/2015/10/21/chartex" xmlns:cx3="http://schemas.microsoft.com/office/drawing/2016/5/9/chartex" xmlns:cx4="http://schemas.microsoft.com/office/drawing/2016/5/10/chartex" xmlns:cx5="http://schemas.microsoft.com/office/drawing/2016/5/11/chartex" xmlns:cx6="http://schemas.microsoft.com/office/drawing/2016/5/12/chartex" xmlns:cx7="http://schemas.microsoft.com/office/drawing/2016/5/13/chartex" xmlns:cx8="http://schemas.microsoft.com/office/drawing/2016/5/14/chartex" xmlns:mc="http://schemas.openxmlformats.org/markup-compatibility/2006" xmlns:aink="http://schemas.microsoft.com/office/drawing/2016/ink" xmlns:am3d="http://schemas.microsoft.com/office/drawing/2017/model3d" xmlns:o="urn:schemas-microsoft-com:office:office" xmlns:oel="http://schemas.microsoft.com/office/2019/extlst" xmlns:r="http://schemas.openxmlformats.org/officeDocument/2006/relationships" xmlns:m="http://schemas.openxmlformats.org/officeDocument/2006/math" xmlns:v="urn:schemas-microsoft-com:vml" xmlns:wp14="http://schemas.microsoft.com/office/word/2010/wordprocessingDrawing" xmlns:wp="http://schemas.openxmlformats.org/drawingml/2006/wordprocessingDrawing" xmlns:w10="urn:schemas-microsoft-com:office:word" xmlns:w="http://schemas.openxmlformats.org/wordprocessingml/2006/main" xmlns:w14="http://schemas.microsoft.com/office/word/2010/wordml" xmlns:w15="http://schemas.microsoft.com/office/word/2012/wordml" xmlns:w16cex="http://schemas.microsoft.com/office/word/2018/wordml/cex" xmlns:w16cid="http://schemas.microsoft.com/office/word/2016/wordml/cid" xmlns:w16="http://schemas.microsoft.com/office/word/2018/wordml" xmlns:w16du="http://schemas.microsoft.com/office/word/2023/wordml/word16du" xmlns:w16sdtdh="http://schemas.microsoft.com/office/word/2020/wordml/sdtdatahash" xmlns:w16sdtfl="http://schemas.microsoft.com/office/word/2024/wordml/sdtformatlock" xmlns:w16se="http://schemas.microsoft.com/office/word/2015/wordml/symex" xmlns:wpg="http://schemas.microsoft.com/office/word/2010/wordprocessingGroup" xmlns:wpi="http://schemas.microsoft.com/office/word/2010/wordprocessingInk" xmlns:wne="http://schemas.microsoft.com/office/word/2006/wordml" xmlns:wps="http://schemas.microsoft.com/office/word/2010/wordprocessingShape" mc:Ignorable="w14 w15 w16se w16cid w16 w16cex w16sdtdh w16sdtfl w16du wp14">
+<w:hdr xmlns:wpc="http://schemas.microsoft.com/office/word/2010/wordprocessingCanvas" xmlns:cx="http://schemas.microsoft.com/office/drawing/2014/chartex" xmlns:cx1="http://schemas.microsoft.com/office/drawing/2015/9/8/chartex" xmlns:cx2="http://schemas.microsoft.com/office/drawing/2015/10/21/chartex" xmlns:cx3="http://schemas.microsoft.com/office/drawing/2016/5/9/chartex" xmlns:cx4="http://schemas.microsoft.com/office/drawing/2016/5/10/chartex" xmlns:cx5="http://schemas.microsoft.com/office/drawing/2016/5/11/chartex" xmlns:cx6="http://schemas.microsoft.com/office/drawing/2016/5/12/chartex" xmlns:cx7="http://schemas.microsoft.com/office/drawing/2016/5/13/chartex" xmlns:cx8="http://schemas.microsoft.com/office/drawing/2016/5/14/chartex" xmlns:mc="http://schemas.openxmlformats.org/markup-compatibility/2006" xmlns:aink="http://schemas.microsoft.com/office/drawing/2016/ink" xmlns:am3d="http://schemas.microsoft.com/office/drawing/2017/model3d" xmlns:o="urn:schemas-microsoft-com:office:office" xmlns:oel="http://schemas.microsoft.com/office/2019/extlst" xmlns:r="http://schemas.openxmlformats.org/officeDocument/2006/relationships" xmlns:m="http://schemas.openxmlformats.org/officeDocument/2006/math" xmlns:v="urn:schemas-microsoft-com:vml" xmlns:wp14="http://schemas.microsoft.com/office/word/2010/wordprocessingDrawing" xmlns:wp="http://schemas.openxmlformats.org/drawingml/2006/wordprocessingDrawing" xmlns:w10="urn:schemas-microsoft-com:office:word" xmlns:w="http://schemas.openxmlformats.org/wordprocessingml/2006/main" xmlns:w14="http://schemas.microsoft.com/office/word/2010/wordml" xmlns:w15="http://schemas.microsoft.com/office/word/2012/wordml" xmlns:w16cei="http://schemas.microsoft.com/office/word/2026/wordml/cei" xmlns:w16cex="http://schemas.microsoft.com/office/word/2018/wordml/cex" xmlns:w16cid="http://schemas.microsoft.com/office/word/2016/wordml/cid" xmlns:w16="http://schemas.microsoft.com/office/word/2018/wordml" xmlns:w16du="http://schemas.microsoft.com/office/word/2023/wordml/word16du" xmlns:w16sdtdh="http://schemas.microsoft.com/office/word/2020/wordml/sdtdatahash" xmlns:w16sdtfl="http://schemas.microsoft.com/office/word/2024/wordml/sdtformatlock" xmlns:w16se="http://schemas.microsoft.com/office/word/2015/wordml/symex" xmlns:wpg="http://schemas.microsoft.com/office/word/2010/wordprocessingGroup" xmlns:wpi="http://schemas.microsoft.com/office/word/2010/wordprocessingInk" xmlns:wne="http://schemas.microsoft.com/office/word/2006/wordml" xmlns:wps="http://schemas.microsoft.com/office/word/2010/wordprocessingShape" mc:Ignorable="w14 w15 w16se w16cid w16 w16cex w16sdtdh w16sdtfl w16du wp14">
   <w:p>
     <w:pPr>
       <w:pStyle w:val="Header"/>
@@ -23212,7 +22800,7 @@
 </file>
 
 <file path=word/numbering.xml><?xml version="1.0" encoding="utf-8"?>
-<w:numbering xmlns:wpc="http://schemas.microsoft.com/office/word/2010/wordprocessingCanvas" xmlns:cx="http://schemas.microsoft.com/office/drawing/2014/chartex" xmlns:cx1="http://schemas.microsoft.com/office/drawing/2015/9/8/chartex" xmlns:cx2="http://schemas.microsoft.com/office/drawing/2015/10/21/chartex" xmlns:cx3="http://schemas.microsoft.com/office/drawing/2016/5/9/chartex" xmlns:cx4="http://schemas.microsoft.com/office/drawing/2016/5/10/chartex" xmlns:cx5="http://schemas.microsoft.com/office/drawing/2016/5/11/chartex" xmlns:cx6="http://schemas.microsoft.com/office/drawing/2016/5/12/chartex" xmlns:cx7="http://schemas.microsoft.com/office/drawing/2016/5/13/chartex" xmlns:cx8="http://schemas.microsoft.com/office/drawing/2016/5/14/chartex" xmlns:mc="http://schemas.openxmlformats.org/markup-compatibility/2006" xmlns:aink="http://schemas.microsoft.com/office/drawing/2016/ink" xmlns:am3d="http://schemas.microsoft.com/office/drawing/2017/model3d" xmlns:o="urn:schemas-microsoft-com:office:office" xmlns:oel="http://schemas.microsoft.com/office/2019/extlst" xmlns:r="http://schemas.openxmlformats.org/officeDocument/2006/relationships" xmlns:m="http://schemas.openxmlformats.org/officeDocument/2006/math" xmlns:v="urn:schemas-microsoft-com:vml" xmlns:wp14="http://schemas.microsoft.com/office/word/2010/wordprocessingDrawing" xmlns:wp="http://schemas.openxmlformats.org/drawingml/2006/wordprocessingDrawing" xmlns:w10="urn:schemas-microsoft-com:office:word" xmlns:w="http://schemas.openxmlformats.org/wordprocessingml/2006/main" xmlns:w14="http://schemas.microsoft.com/office/word/2010/wordml" xmlns:w15="http://schemas.microsoft.com/office/word/2012/wordml" xmlns:w16cex="http://schemas.microsoft.com/office/word/2018/wordml/cex" xmlns:w16cid="http://schemas.microsoft.com/office/word/2016/wordml/cid" xmlns:w16="http://schemas.microsoft.com/office/word/2018/wordml" xmlns:w16du="http://schemas.microsoft.com/office/word/2023/wordml/word16du" xmlns:w16sdtdh="http://schemas.microsoft.com/office/word/2020/wordml/sdtdatahash" xmlns:w16sdtfl="http://schemas.microsoft.com/office/word/2024/wordml/sdtformatlock" xmlns:w16se="http://schemas.microsoft.com/office/word/2015/wordml/symex" xmlns:wpg="http://schemas.microsoft.com/office/word/2010/wordprocessingGroup" xmlns:wpi="http://schemas.microsoft.com/office/word/2010/wordprocessingInk" xmlns:wne="http://schemas.microsoft.com/office/word/2006/wordml" xmlns:wps="http://schemas.microsoft.com/office/word/2010/wordprocessingShape" mc:Ignorable="w14 w15 w16se w16cid w16 w16cex w16sdtdh w16sdtfl w16du wp14">
+<w:numbering xmlns:wpc="http://schemas.microsoft.com/office/word/2010/wordprocessingCanvas" xmlns:cx="http://schemas.microsoft.com/office/drawing/2014/chartex" xmlns:cx1="http://schemas.microsoft.com/office/drawing/2015/9/8/chartex" xmlns:cx2="http://schemas.microsoft.com/office/drawing/2015/10/21/chartex" xmlns:cx3="http://schemas.microsoft.com/office/drawing/2016/5/9/chartex" xmlns:cx4="http://schemas.microsoft.com/office/drawing/2016/5/10/chartex" xmlns:cx5="http://schemas.microsoft.com/office/drawing/2016/5/11/chartex" xmlns:cx6="http://schemas.microsoft.com/office/drawing/2016/5/12/chartex" xmlns:cx7="http://schemas.microsoft.com/office/drawing/2016/5/13/chartex" xmlns:cx8="http://schemas.microsoft.com/office/drawing/2016/5/14/chartex" xmlns:mc="http://schemas.openxmlformats.org/markup-compatibility/2006" xmlns:aink="http://schemas.microsoft.com/office/drawing/2016/ink" xmlns:am3d="http://schemas.microsoft.com/office/drawing/2017/model3d" xmlns:o="urn:schemas-microsoft-com:office:office" xmlns:oel="http://schemas.microsoft.com/office/2019/extlst" xmlns:r="http://schemas.openxmlformats.org/officeDocument/2006/relationships" xmlns:m="http://schemas.openxmlformats.org/officeDocument/2006/math" xmlns:v="urn:schemas-microsoft-com:vml" xmlns:wp14="http://schemas.microsoft.com/office/word/2010/wordprocessingDrawing" xmlns:wp="http://schemas.openxmlformats.org/drawingml/2006/wordprocessingDrawing" xmlns:w10="urn:schemas-microsoft-com:office:word" xmlns:w="http://schemas.openxmlformats.org/wordprocessingml/2006/main" xmlns:w14="http://schemas.microsoft.com/office/word/2010/wordml" xmlns:w15="http://schemas.microsoft.com/office/word/2012/wordml" xmlns:w16cei="http://schemas.microsoft.com/office/word/2026/wordml/cei" xmlns:w16cex="http://schemas.microsoft.com/office/word/2018/wordml/cex" xmlns:w16cid="http://schemas.microsoft.com/office/word/2016/wordml/cid" xmlns:w16="http://schemas.microsoft.com/office/word/2018/wordml" xmlns:w16du="http://schemas.microsoft.com/office/word/2023/wordml/word16du" xmlns:w16sdtdh="http://schemas.microsoft.com/office/word/2020/wordml/sdtdatahash" xmlns:w16sdtfl="http://schemas.microsoft.com/office/word/2024/wordml/sdtformatlock" xmlns:w16se="http://schemas.microsoft.com/office/word/2015/wordml/symex" xmlns:wpg="http://schemas.microsoft.com/office/word/2010/wordprocessingGroup" xmlns:wpi="http://schemas.microsoft.com/office/word/2010/wordprocessingInk" xmlns:wne="http://schemas.microsoft.com/office/word/2006/wordml" xmlns:wps="http://schemas.microsoft.com/office/word/2010/wordprocessingShape" mc:Ignorable="w14 w15 w16se w16cid w16 w16cex w16sdtdh w16sdtfl w16du wp14">
   <w:abstractNum w:abstractNumId="0" w15:restartNumberingAfterBreak="0">
     <w:nsid w:val="FFFFFF89"/>
     <w:multiLevelType w:val="singleLevel"/>
